--- a/Knowledge/3-Work knowledge/1-Software Engineering/1-Software Engineering Fundamentals/5-My Source/4-Networks Devices/7-Types of Gateways/8-Cloud Gateway.docx
+++ b/Knowledge/3-Work knowledge/1-Software Engineering/1-Software Engineering Fundamentals/5-My Source/4-Networks Devices/7-Types of Gateways/8-Cloud Gateway.docx
@@ -4,44 +4,28 @@
   <w:body>
     <w:p>
       <w:pPr>
-        <w:keepNext/>
-        <w:keepLines/>
-        <w:spacing w:before="400" w:after="120" w:line="276" w:lineRule="auto"/>
-        <w:outlineLvl w:val="0"/>
-        <w:rPr>
-          <w:rFonts w:ascii="Arial" w:eastAsia="Arial" w:hAnsi="Arial" w:cs="Arial"/>
-          <w:kern w:val="0"/>
-          <w:sz w:val="40"/>
-          <w:szCs w:val="40"/>
-          <w:lang w:val="en"/>
-          <w14:ligatures w14:val="none"/>
+        <w:pStyle w:val="Heading1"/>
+        <w:rPr>
+          <w:rFonts w:eastAsia="Arial"/>
+          <w:lang w:val="en"/>
         </w:rPr>
       </w:pPr>
       <w:bookmarkStart w:id="0" w:name="_9svbl1tudg1f" w:colFirst="0" w:colLast="0"/>
       <w:bookmarkEnd w:id="0"/>
       <w:r>
         <w:rPr>
-          <w:rFonts w:ascii="Arial" w:eastAsia="Arial" w:hAnsi="Arial" w:cs="Arial"/>
-          <w:kern w:val="0"/>
-          <w:sz w:val="40"/>
-          <w:szCs w:val="40"/>
-          <w:lang w:val="en"/>
-          <w14:ligatures w14:val="none"/>
+          <w:rFonts w:eastAsia="Arial"/>
+          <w:lang w:val="en"/>
         </w:rPr>
         <w:t>Cloud Gateway</w:t>
       </w:r>
     </w:p>
     <w:p>
       <w:pPr>
-        <w:spacing w:before="280" w:after="120" w:line="276" w:lineRule="auto"/>
-        <w:outlineLvl w:val="1"/>
-        <w:rPr>
-          <w:rFonts w:ascii="Arial" w:eastAsia="Arial" w:hAnsi="Arial" w:cs="Arial"/>
-          <w:kern w:val="0"/>
-          <w:sz w:val="32"/>
-          <w:szCs w:val="32"/>
-          <w:lang w:val="en"/>
-          <w14:ligatures w14:val="none"/>
+        <w:pStyle w:val="Heading2"/>
+        <w:rPr>
+          <w:rFonts w:eastAsia="Arial"/>
+          <w:lang w:val="en"/>
         </w:rPr>
       </w:pPr>
       <w:bookmarkStart w:id="1" w:name="_dx4ms2a970d7" w:colFirst="0" w:colLast="0"/>
@@ -49,22 +33,14 @@
       <w:r>
         <w:rPr>
           <w:rFonts w:ascii="Segoe UI Emoji" w:eastAsia="Arial" w:hAnsi="Segoe UI Emoji" w:cs="Segoe UI Emoji"/>
-          <w:kern w:val="0"/>
-          <w:sz w:val="32"/>
-          <w:szCs w:val="32"/>
-          <w:lang w:val="en"/>
-          <w14:ligatures w14:val="none"/>
+          <w:lang w:val="en"/>
         </w:rPr>
         <w:t>☁️</w:t>
       </w:r>
       <w:r>
         <w:rPr>
-          <w:rFonts w:ascii="Arial" w:eastAsia="Arial" w:hAnsi="Arial" w:cs="Arial"/>
-          <w:kern w:val="0"/>
-          <w:sz w:val="32"/>
-          <w:szCs w:val="32"/>
-          <w:lang w:val="en"/>
-          <w14:ligatures w14:val="none"/>
+          <w:rFonts w:eastAsia="Arial"/>
+          <w:lang w:val="en"/>
         </w:rPr>
         <w:t xml:space="preserve"> What is a Cloud Gateway?</w:t>
       </w:r>
@@ -106,6 +82,7 @@
         </w:rPr>
         <w:t xml:space="preserve">: </w:t>
       </w:r>
+      <w:proofErr w:type="spellStart"/>
       <w:r>
         <w:rPr>
           <w:rFonts w:ascii="Arial" w:eastAsia="Arial" w:hAnsi="Arial" w:cs="Arial"/>
@@ -117,7 +94,21 @@
           <w:lang w:val="en"/>
           <w14:ligatures w14:val="none"/>
         </w:rPr>
-        <w:t>Chatgpt (GPT</w:t>
+        <w:t>Chatgpt</w:t>
+      </w:r>
+      <w:proofErr w:type="spellEnd"/>
+      <w:r>
+        <w:rPr>
+          <w:rFonts w:ascii="Arial" w:eastAsia="Arial" w:hAnsi="Arial" w:cs="Arial"/>
+          <w:b/>
+          <w:kern w:val="0"/>
+          <w:sz w:val="22"/>
+          <w:szCs w:val="22"/>
+          <w:highlight w:val="darkGray"/>
+          <w:lang w:val="en"/>
+          <w14:ligatures w14:val="none"/>
+        </w:rPr>
+        <w:t xml:space="preserve"> (GPT</w:t>
       </w:r>
       <w:r>
         <w:rPr>
@@ -362,15 +353,10 @@
     </w:p>
     <w:p>
       <w:pPr>
-        <w:spacing w:before="280" w:after="120" w:line="276" w:lineRule="auto"/>
-        <w:outlineLvl w:val="1"/>
-        <w:rPr>
-          <w:rFonts w:ascii="Arial" w:eastAsia="Arial" w:hAnsi="Arial" w:cs="Arial"/>
-          <w:kern w:val="0"/>
-          <w:sz w:val="32"/>
-          <w:szCs w:val="32"/>
-          <w:lang w:val="en"/>
-          <w14:ligatures w14:val="none"/>
+        <w:pStyle w:val="Heading2"/>
+        <w:rPr>
+          <w:rFonts w:eastAsia="Arial"/>
+          <w:lang w:val="en"/>
         </w:rPr>
       </w:pPr>
       <w:bookmarkStart w:id="2" w:name="_b82h4nl7b5hj" w:colFirst="0" w:colLast="0"/>
@@ -378,22 +364,14 @@
       <w:r>
         <w:rPr>
           <w:rFonts w:ascii="Segoe UI Emoji" w:eastAsia="Arial" w:hAnsi="Segoe UI Emoji" w:cs="Segoe UI Emoji"/>
-          <w:kern w:val="0"/>
-          <w:sz w:val="32"/>
-          <w:szCs w:val="32"/>
-          <w:lang w:val="en"/>
-          <w14:ligatures w14:val="none"/>
+          <w:lang w:val="en"/>
         </w:rPr>
         <w:t>🔧</w:t>
       </w:r>
       <w:r>
         <w:rPr>
-          <w:rFonts w:ascii="Arial" w:eastAsia="Arial" w:hAnsi="Arial" w:cs="Arial"/>
-          <w:kern w:val="0"/>
-          <w:sz w:val="32"/>
-          <w:szCs w:val="32"/>
-          <w:lang w:val="en"/>
-          <w14:ligatures w14:val="none"/>
+          <w:rFonts w:eastAsia="Arial"/>
+          <w:lang w:val="en"/>
         </w:rPr>
         <w:t xml:space="preserve"> What Does a Cloud Gateway Do?</w:t>
       </w:r>
@@ -438,6 +416,7 @@
         </w:rPr>
         <w:t xml:space="preserve">: </w:t>
       </w:r>
+      <w:proofErr w:type="spellStart"/>
       <w:r>
         <w:rPr>
           <w:rFonts w:ascii="Arial" w:eastAsia="Arial" w:hAnsi="Arial" w:cs="Arial"/>
@@ -449,7 +428,21 @@
           <w:lang w:val="en"/>
           <w14:ligatures w14:val="none"/>
         </w:rPr>
-        <w:t>Chatgpt (GPT</w:t>
+        <w:t>Chatgpt</w:t>
+      </w:r>
+      <w:proofErr w:type="spellEnd"/>
+      <w:r>
+        <w:rPr>
+          <w:rFonts w:ascii="Arial" w:eastAsia="Arial" w:hAnsi="Arial" w:cs="Arial"/>
+          <w:b/>
+          <w:kern w:val="0"/>
+          <w:sz w:val="22"/>
+          <w:szCs w:val="22"/>
+          <w:highlight w:val="darkGray"/>
+          <w:lang w:val="en"/>
+          <w14:ligatures w14:val="none"/>
+        </w:rPr>
+        <w:t xml:space="preserve"> (GPT</w:t>
       </w:r>
       <w:r>
         <w:rPr>
@@ -788,6 +781,7 @@
                 <w:lang w:val="en"/>
                 <w14:ligatures w14:val="none"/>
               </w:rPr>
+              <w:lastRenderedPageBreak/>
               <w:t>Supports hybrid cloud</w:t>
             </w:r>
           </w:p>
@@ -1122,15 +1116,10 @@
     </w:p>
     <w:p>
       <w:pPr>
-        <w:spacing w:before="280" w:after="120" w:line="276" w:lineRule="auto"/>
-        <w:outlineLvl w:val="1"/>
-        <w:rPr>
-          <w:rFonts w:ascii="Arial" w:eastAsia="Arial" w:hAnsi="Arial" w:cs="Arial"/>
-          <w:kern w:val="0"/>
-          <w:sz w:val="32"/>
-          <w:szCs w:val="32"/>
-          <w:lang w:val="en"/>
-          <w14:ligatures w14:val="none"/>
+        <w:pStyle w:val="Heading2"/>
+        <w:rPr>
+          <w:rFonts w:eastAsia="Arial"/>
+          <w:lang w:val="en"/>
         </w:rPr>
       </w:pPr>
       <w:bookmarkStart w:id="3" w:name="_jywd8t5z9nt4" w:colFirst="0" w:colLast="0"/>
@@ -1138,22 +1127,14 @@
       <w:r>
         <w:rPr>
           <w:rFonts w:ascii="Segoe UI Emoji" w:eastAsia="Arial" w:hAnsi="Segoe UI Emoji" w:cs="Segoe UI Emoji"/>
-          <w:kern w:val="0"/>
-          <w:sz w:val="32"/>
-          <w:szCs w:val="32"/>
-          <w:lang w:val="en"/>
-          <w14:ligatures w14:val="none"/>
+          <w:lang w:val="en"/>
         </w:rPr>
         <w:t>🧱</w:t>
       </w:r>
       <w:r>
         <w:rPr>
-          <w:rFonts w:ascii="Arial" w:eastAsia="Arial" w:hAnsi="Arial" w:cs="Arial"/>
-          <w:kern w:val="0"/>
-          <w:sz w:val="32"/>
-          <w:szCs w:val="32"/>
-          <w:lang w:val="en"/>
-          <w14:ligatures w14:val="none"/>
+          <w:rFonts w:eastAsia="Arial"/>
+          <w:lang w:val="en"/>
         </w:rPr>
         <w:t xml:space="preserve"> Where It's Used</w:t>
       </w:r>
@@ -1195,6 +1176,7 @@
         </w:rPr>
         <w:t xml:space="preserve">: </w:t>
       </w:r>
+      <w:proofErr w:type="spellStart"/>
       <w:r>
         <w:rPr>
           <w:rFonts w:ascii="Arial" w:eastAsia="Arial" w:hAnsi="Arial" w:cs="Arial"/>
@@ -1206,7 +1188,21 @@
           <w:lang w:val="en"/>
           <w14:ligatures w14:val="none"/>
         </w:rPr>
-        <w:t>Chatgpt (GPT</w:t>
+        <w:t>Chatgpt</w:t>
+      </w:r>
+      <w:proofErr w:type="spellEnd"/>
+      <w:r>
+        <w:rPr>
+          <w:rFonts w:ascii="Arial" w:eastAsia="Arial" w:hAnsi="Arial" w:cs="Arial"/>
+          <w:b/>
+          <w:kern w:val="0"/>
+          <w:sz w:val="22"/>
+          <w:szCs w:val="22"/>
+          <w:highlight w:val="darkGray"/>
+          <w:lang w:val="en"/>
+          <w14:ligatures w14:val="none"/>
+        </w:rPr>
+        <w:t xml:space="preserve"> (GPT</w:t>
       </w:r>
       <w:r>
         <w:rPr>
@@ -1574,15 +1570,10 @@
     </w:p>
     <w:p>
       <w:pPr>
-        <w:spacing w:before="280" w:after="120" w:line="276" w:lineRule="auto"/>
-        <w:outlineLvl w:val="1"/>
-        <w:rPr>
-          <w:rFonts w:ascii="Arial" w:eastAsia="Arial" w:hAnsi="Arial" w:cs="Arial"/>
-          <w:kern w:val="0"/>
-          <w:sz w:val="32"/>
-          <w:szCs w:val="32"/>
-          <w:lang w:val="en"/>
-          <w14:ligatures w14:val="none"/>
+        <w:pStyle w:val="Heading2"/>
+        <w:rPr>
+          <w:rFonts w:eastAsia="Arial"/>
+          <w:lang w:val="en"/>
         </w:rPr>
       </w:pPr>
       <w:bookmarkStart w:id="4" w:name="_m3pvlc3r1wle" w:colFirst="0" w:colLast="0"/>
@@ -1590,22 +1581,15 @@
       <w:r>
         <w:rPr>
           <w:rFonts w:ascii="Segoe UI Emoji" w:eastAsia="Arial" w:hAnsi="Segoe UI Emoji" w:cs="Segoe UI Emoji"/>
-          <w:kern w:val="0"/>
-          <w:sz w:val="32"/>
-          <w:szCs w:val="32"/>
-          <w:lang w:val="en"/>
-          <w14:ligatures w14:val="none"/>
-        </w:rPr>
+          <w:lang w:val="en"/>
+        </w:rPr>
+        <w:lastRenderedPageBreak/>
         <w:t>☁️</w:t>
       </w:r>
       <w:r>
         <w:rPr>
-          <w:rFonts w:ascii="Arial" w:eastAsia="Arial" w:hAnsi="Arial" w:cs="Arial"/>
-          <w:kern w:val="0"/>
-          <w:sz w:val="32"/>
-          <w:szCs w:val="32"/>
-          <w:lang w:val="en"/>
-          <w14:ligatures w14:val="none"/>
+          <w:rFonts w:eastAsia="Arial"/>
+          <w:lang w:val="en"/>
         </w:rPr>
         <w:t xml:space="preserve"> Common Cloud Gateway Examples</w:t>
       </w:r>
@@ -1650,6 +1634,7 @@
         </w:rPr>
         <w:t xml:space="preserve">: </w:t>
       </w:r>
+      <w:proofErr w:type="spellStart"/>
       <w:r>
         <w:rPr>
           <w:rFonts w:ascii="Arial" w:eastAsia="Arial" w:hAnsi="Arial" w:cs="Arial"/>
@@ -1661,7 +1646,21 @@
           <w:lang w:val="en"/>
           <w14:ligatures w14:val="none"/>
         </w:rPr>
-        <w:t>Chatgpt (GPT</w:t>
+        <w:t>Chatgpt</w:t>
+      </w:r>
+      <w:proofErr w:type="spellEnd"/>
+      <w:r>
+        <w:rPr>
+          <w:rFonts w:ascii="Arial" w:eastAsia="Arial" w:hAnsi="Arial" w:cs="Arial"/>
+          <w:b/>
+          <w:kern w:val="0"/>
+          <w:sz w:val="22"/>
+          <w:szCs w:val="22"/>
+          <w:highlight w:val="darkGray"/>
+          <w:lang w:val="en"/>
+          <w14:ligatures w14:val="none"/>
+        </w:rPr>
+        <w:t xml:space="preserve"> (GPT</w:t>
       </w:r>
       <w:r>
         <w:rPr>
@@ -2301,8 +2300,20 @@
                 <w:lang w:val="en"/>
                 <w14:ligatures w14:val="none"/>
               </w:rPr>
-              <w:t>OCI FastConnect</w:t>
+              <w:t xml:space="preserve">OCI </w:t>
             </w:r>
+            <w:proofErr w:type="spellStart"/>
+            <w:r>
+              <w:rPr>
+                <w:rFonts w:ascii="Roboto Mono" w:eastAsia="Roboto Mono" w:hAnsi="Roboto Mono" w:cs="Arial"/>
+                <w:kern w:val="0"/>
+                <w:szCs w:val="22"/>
+                <w:lang w:val="en"/>
+                <w14:ligatures w14:val="none"/>
+              </w:rPr>
+              <w:t>FastConnect</w:t>
+            </w:r>
+            <w:proofErr w:type="spellEnd"/>
           </w:p>
         </w:tc>
       </w:tr>
@@ -2334,15 +2345,10 @@
     </w:p>
     <w:p>
       <w:pPr>
-        <w:spacing w:before="280" w:after="120" w:line="276" w:lineRule="auto"/>
-        <w:outlineLvl w:val="1"/>
-        <w:rPr>
-          <w:rFonts w:ascii="Arial" w:eastAsia="Arial" w:hAnsi="Arial" w:cs="Arial"/>
-          <w:kern w:val="0"/>
-          <w:sz w:val="32"/>
-          <w:szCs w:val="32"/>
-          <w:lang w:val="en"/>
-          <w14:ligatures w14:val="none"/>
+        <w:pStyle w:val="Heading2"/>
+        <w:rPr>
+          <w:rFonts w:eastAsia="Arial"/>
+          <w:lang w:val="en"/>
         </w:rPr>
       </w:pPr>
       <w:bookmarkStart w:id="5" w:name="_sw3ndqkht60n" w:colFirst="0" w:colLast="0"/>
@@ -2350,22 +2356,14 @@
       <w:r>
         <w:rPr>
           <w:rFonts w:ascii="Segoe UI Emoji" w:eastAsia="Arial" w:hAnsi="Segoe UI Emoji" w:cs="Segoe UI Emoji"/>
-          <w:kern w:val="0"/>
-          <w:sz w:val="32"/>
-          <w:szCs w:val="32"/>
-          <w:lang w:val="en"/>
-          <w14:ligatures w14:val="none"/>
+          <w:lang w:val="en"/>
         </w:rPr>
         <w:t>🔐</w:t>
       </w:r>
       <w:r>
         <w:rPr>
-          <w:rFonts w:ascii="Arial" w:eastAsia="Arial" w:hAnsi="Arial" w:cs="Arial"/>
-          <w:kern w:val="0"/>
-          <w:sz w:val="32"/>
-          <w:szCs w:val="32"/>
-          <w:lang w:val="en"/>
-          <w14:ligatures w14:val="none"/>
+          <w:rFonts w:eastAsia="Arial"/>
+          <w:lang w:val="en"/>
         </w:rPr>
         <w:t xml:space="preserve"> Security Features</w:t>
       </w:r>
@@ -2407,6 +2405,7 @@
         </w:rPr>
         <w:t xml:space="preserve">: </w:t>
       </w:r>
+      <w:proofErr w:type="spellStart"/>
       <w:r>
         <w:rPr>
           <w:rFonts w:ascii="Arial" w:eastAsia="Arial" w:hAnsi="Arial" w:cs="Arial"/>
@@ -2418,7 +2417,21 @@
           <w:lang w:val="en"/>
           <w14:ligatures w14:val="none"/>
         </w:rPr>
-        <w:t>Chatgpt (GPT</w:t>
+        <w:t>Chatgpt</w:t>
+      </w:r>
+      <w:proofErr w:type="spellEnd"/>
+      <w:r>
+        <w:rPr>
+          <w:rFonts w:ascii="Arial" w:eastAsia="Arial" w:hAnsi="Arial" w:cs="Arial"/>
+          <w:b/>
+          <w:kern w:val="0"/>
+          <w:sz w:val="22"/>
+          <w:szCs w:val="22"/>
+          <w:highlight w:val="darkGray"/>
+          <w:lang w:val="en"/>
+          <w14:ligatures w14:val="none"/>
+        </w:rPr>
+        <w:t xml:space="preserve"> (GPT</w:t>
       </w:r>
       <w:r>
         <w:rPr>
@@ -2662,6 +2675,7 @@
           <w:lang w:val="en"/>
           <w14:ligatures w14:val="none"/>
         </w:rPr>
+        <w:lastRenderedPageBreak/>
         <w:t>📊</w:t>
       </w:r>
       <w:r>
@@ -2726,15 +2740,10 @@
     </w:p>
     <w:p>
       <w:pPr>
-        <w:spacing w:before="280" w:after="120" w:line="276" w:lineRule="auto"/>
-        <w:outlineLvl w:val="1"/>
-        <w:rPr>
-          <w:rFonts w:ascii="Arial" w:eastAsia="Arial" w:hAnsi="Arial" w:cs="Arial"/>
-          <w:kern w:val="0"/>
-          <w:sz w:val="32"/>
-          <w:szCs w:val="32"/>
-          <w:lang w:val="en"/>
-          <w14:ligatures w14:val="none"/>
+        <w:pStyle w:val="Heading2"/>
+        <w:rPr>
+          <w:rFonts w:ascii="Arial" w:eastAsia="Arial" w:hAnsi="Arial" w:cs="Arial"/>
+          <w:lang w:val="en"/>
         </w:rPr>
       </w:pPr>
       <w:bookmarkStart w:id="6" w:name="_60calsapyu38" w:colFirst="0" w:colLast="0"/>
@@ -2742,22 +2751,14 @@
       <w:r>
         <w:rPr>
           <w:rFonts w:ascii="Segoe UI Emoji" w:eastAsia="Arial Unicode MS" w:hAnsi="Segoe UI Emoji" w:cs="Segoe UI Emoji"/>
-          <w:kern w:val="0"/>
-          <w:sz w:val="32"/>
-          <w:szCs w:val="32"/>
-          <w:lang w:val="en"/>
-          <w14:ligatures w14:val="none"/>
+          <w:lang w:val="en"/>
         </w:rPr>
         <w:t>✅</w:t>
       </w:r>
       <w:r>
         <w:rPr>
-          <w:rFonts w:ascii="Arial Unicode MS" w:eastAsia="Arial Unicode MS" w:hAnsi="Arial Unicode MS" w:cs="Arial Unicode MS"/>
-          <w:kern w:val="0"/>
-          <w:sz w:val="32"/>
-          <w:szCs w:val="32"/>
-          <w:lang w:val="en"/>
-          <w14:ligatures w14:val="none"/>
+          <w:rFonts w:eastAsia="Arial Unicode MS"/>
+          <w:lang w:val="en"/>
         </w:rPr>
         <w:t xml:space="preserve"> Advantages</w:t>
       </w:r>
@@ -2799,6 +2800,7 @@
         </w:rPr>
         <w:t xml:space="preserve">: </w:t>
       </w:r>
+      <w:proofErr w:type="spellStart"/>
       <w:r>
         <w:rPr>
           <w:rFonts w:ascii="Arial" w:eastAsia="Arial" w:hAnsi="Arial" w:cs="Arial"/>
@@ -2810,7 +2812,21 @@
           <w:lang w:val="en"/>
           <w14:ligatures w14:val="none"/>
         </w:rPr>
-        <w:t>Chatgpt (GPT</w:t>
+        <w:t>Chatgpt</w:t>
+      </w:r>
+      <w:proofErr w:type="spellEnd"/>
+      <w:r>
+        <w:rPr>
+          <w:rFonts w:ascii="Arial" w:eastAsia="Arial" w:hAnsi="Arial" w:cs="Arial"/>
+          <w:b/>
+          <w:kern w:val="0"/>
+          <w:sz w:val="22"/>
+          <w:szCs w:val="22"/>
+          <w:highlight w:val="darkGray"/>
+          <w:lang w:val="en"/>
+          <w14:ligatures w14:val="none"/>
+        </w:rPr>
+        <w:t xml:space="preserve"> (GPT</w:t>
       </w:r>
       <w:r>
         <w:rPr>
@@ -3165,15 +3181,10 @@
     </w:p>
     <w:p>
       <w:pPr>
-        <w:spacing w:before="280" w:after="120" w:line="276" w:lineRule="auto"/>
-        <w:outlineLvl w:val="1"/>
-        <w:rPr>
-          <w:rFonts w:ascii="Arial" w:eastAsia="Arial" w:hAnsi="Arial" w:cs="Arial"/>
-          <w:kern w:val="0"/>
-          <w:sz w:val="32"/>
-          <w:szCs w:val="32"/>
-          <w:lang w:val="en"/>
-          <w14:ligatures w14:val="none"/>
+        <w:pStyle w:val="Heading2"/>
+        <w:rPr>
+          <w:rFonts w:ascii="Arial" w:eastAsia="Arial" w:hAnsi="Arial" w:cs="Arial"/>
+          <w:lang w:val="en"/>
         </w:rPr>
       </w:pPr>
       <w:bookmarkStart w:id="7" w:name="_avykhg95i0ki" w:colFirst="0" w:colLast="0"/>
@@ -3181,22 +3192,14 @@
       <w:r>
         <w:rPr>
           <w:rFonts w:ascii="Segoe UI Emoji" w:eastAsia="Arial Unicode MS" w:hAnsi="Segoe UI Emoji" w:cs="Segoe UI Emoji"/>
-          <w:kern w:val="0"/>
-          <w:sz w:val="32"/>
-          <w:szCs w:val="32"/>
-          <w:lang w:val="en"/>
-          <w14:ligatures w14:val="none"/>
+          <w:lang w:val="en"/>
         </w:rPr>
         <w:t>❌</w:t>
       </w:r>
       <w:r>
         <w:rPr>
-          <w:rFonts w:ascii="Arial Unicode MS" w:eastAsia="Arial Unicode MS" w:hAnsi="Arial Unicode MS" w:cs="Arial Unicode MS"/>
-          <w:kern w:val="0"/>
-          <w:sz w:val="32"/>
-          <w:szCs w:val="32"/>
-          <w:lang w:val="en"/>
-          <w14:ligatures w14:val="none"/>
+          <w:rFonts w:eastAsia="Arial Unicode MS"/>
+          <w:lang w:val="en"/>
         </w:rPr>
         <w:t xml:space="preserve"> Disadvantages</w:t>
       </w:r>
@@ -3238,6 +3241,7 @@
         </w:rPr>
         <w:t xml:space="preserve">: </w:t>
       </w:r>
+      <w:proofErr w:type="spellStart"/>
       <w:r>
         <w:rPr>
           <w:rFonts w:ascii="Arial" w:eastAsia="Arial" w:hAnsi="Arial" w:cs="Arial"/>
@@ -3249,7 +3253,21 @@
           <w:lang w:val="en"/>
           <w14:ligatures w14:val="none"/>
         </w:rPr>
-        <w:t>Chatgpt (GPT</w:t>
+        <w:t>Chatgpt</w:t>
+      </w:r>
+      <w:proofErr w:type="spellEnd"/>
+      <w:r>
+        <w:rPr>
+          <w:rFonts w:ascii="Arial" w:eastAsia="Arial" w:hAnsi="Arial" w:cs="Arial"/>
+          <w:b/>
+          <w:kern w:val="0"/>
+          <w:sz w:val="22"/>
+          <w:szCs w:val="22"/>
+          <w:highlight w:val="darkGray"/>
+          <w:lang w:val="en"/>
+          <w14:ligatures w14:val="none"/>
+        </w:rPr>
+        <w:t xml:space="preserve"> (GPT</w:t>
       </w:r>
       <w:r>
         <w:rPr>
@@ -3551,15 +3569,10 @@
     </w:p>
     <w:p>
       <w:pPr>
-        <w:spacing w:before="280" w:after="120" w:line="276" w:lineRule="auto"/>
-        <w:outlineLvl w:val="1"/>
-        <w:rPr>
-          <w:rFonts w:ascii="Arial" w:eastAsia="Arial" w:hAnsi="Arial" w:cs="Arial"/>
-          <w:kern w:val="0"/>
-          <w:sz w:val="32"/>
-          <w:szCs w:val="32"/>
-          <w:lang w:val="en"/>
-          <w14:ligatures w14:val="none"/>
+        <w:pStyle w:val="Heading2"/>
+        <w:rPr>
+          <w:rFonts w:eastAsia="Arial"/>
+          <w:lang w:val="en"/>
         </w:rPr>
       </w:pPr>
       <w:bookmarkStart w:id="8" w:name="_n9v8ov58xv1u" w:colFirst="0" w:colLast="0"/>
@@ -3567,22 +3580,14 @@
       <w:r>
         <w:rPr>
           <w:rFonts w:ascii="Segoe UI Emoji" w:eastAsia="Arial" w:hAnsi="Segoe UI Emoji" w:cs="Segoe UI Emoji"/>
-          <w:kern w:val="0"/>
-          <w:sz w:val="32"/>
-          <w:szCs w:val="32"/>
-          <w:lang w:val="en"/>
-          <w14:ligatures w14:val="none"/>
+          <w:lang w:val="en"/>
         </w:rPr>
         <w:t>🧠</w:t>
       </w:r>
       <w:r>
         <w:rPr>
-          <w:rFonts w:ascii="Arial" w:eastAsia="Arial" w:hAnsi="Arial" w:cs="Arial"/>
-          <w:kern w:val="0"/>
-          <w:sz w:val="32"/>
-          <w:szCs w:val="32"/>
-          <w:lang w:val="en"/>
-          <w14:ligatures w14:val="none"/>
+          <w:rFonts w:eastAsia="Arial"/>
+          <w:lang w:val="en"/>
         </w:rPr>
         <w:t xml:space="preserve"> Cloud Gateway vs Internet Gateway vs VPN Gateway</w:t>
       </w:r>
@@ -3627,6 +3632,7 @@
         </w:rPr>
         <w:t xml:space="preserve">: </w:t>
       </w:r>
+      <w:proofErr w:type="spellStart"/>
       <w:r>
         <w:rPr>
           <w:rFonts w:ascii="Arial" w:eastAsia="Arial" w:hAnsi="Arial" w:cs="Arial"/>
@@ -3638,7 +3644,21 @@
           <w:lang w:val="en"/>
           <w14:ligatures w14:val="none"/>
         </w:rPr>
-        <w:t>Chatgpt (GPT</w:t>
+        <w:t>Chatgpt</w:t>
+      </w:r>
+      <w:proofErr w:type="spellEnd"/>
+      <w:r>
+        <w:rPr>
+          <w:rFonts w:ascii="Arial" w:eastAsia="Arial" w:hAnsi="Arial" w:cs="Arial"/>
+          <w:b/>
+          <w:kern w:val="0"/>
+          <w:sz w:val="22"/>
+          <w:szCs w:val="22"/>
+          <w:highlight w:val="darkGray"/>
+          <w:lang w:val="en"/>
+          <w14:ligatures w14:val="none"/>
+        </w:rPr>
+        <w:t xml:space="preserve"> (GPT</w:t>
       </w:r>
       <w:r>
         <w:rPr>
@@ -3689,6 +3709,7 @@
           <w:lang w:val="en"/>
           <w14:ligatures w14:val="none"/>
         </w:rPr>
+        <w:lastRenderedPageBreak/>
         <w:drawing>
           <wp:inline distT="114300" distB="114300" distL="114300" distR="114300" wp14:anchorId="56E9F1D7" wp14:editId="67EFA264">
             <wp:extent cx="5943600" cy="1257300"/>
@@ -4137,15 +4158,10 @@
     </w:p>
     <w:p>
       <w:pPr>
-        <w:spacing w:before="280" w:after="120" w:line="276" w:lineRule="auto"/>
-        <w:outlineLvl w:val="1"/>
-        <w:rPr>
-          <w:rFonts w:ascii="Arial" w:eastAsia="Arial" w:hAnsi="Arial" w:cs="Arial"/>
-          <w:kern w:val="0"/>
-          <w:sz w:val="32"/>
-          <w:szCs w:val="32"/>
-          <w:lang w:val="en"/>
-          <w14:ligatures w14:val="none"/>
+        <w:pStyle w:val="Heading2"/>
+        <w:rPr>
+          <w:rFonts w:eastAsia="Arial"/>
+          <w:lang w:val="en"/>
         </w:rPr>
       </w:pPr>
       <w:bookmarkStart w:id="9" w:name="_rbmia4pyq94t" w:colFirst="0" w:colLast="0"/>
@@ -4153,22 +4169,14 @@
       <w:r>
         <w:rPr>
           <w:rFonts w:ascii="Segoe UI Emoji" w:eastAsia="Arial" w:hAnsi="Segoe UI Emoji" w:cs="Segoe UI Emoji"/>
-          <w:kern w:val="0"/>
-          <w:sz w:val="32"/>
-          <w:szCs w:val="32"/>
-          <w:lang w:val="en"/>
-          <w14:ligatures w14:val="none"/>
+          <w:lang w:val="en"/>
         </w:rPr>
         <w:t>📌</w:t>
       </w:r>
       <w:r>
         <w:rPr>
-          <w:rFonts w:ascii="Arial" w:eastAsia="Arial" w:hAnsi="Arial" w:cs="Arial"/>
-          <w:kern w:val="0"/>
-          <w:sz w:val="32"/>
-          <w:szCs w:val="32"/>
-          <w:lang w:val="en"/>
-          <w14:ligatures w14:val="none"/>
+          <w:rFonts w:eastAsia="Arial"/>
+          <w:lang w:val="en"/>
         </w:rPr>
         <w:t xml:space="preserve"> Summary</w:t>
       </w:r>
@@ -4213,6 +4221,7 @@
         </w:rPr>
         <w:t xml:space="preserve">: </w:t>
       </w:r>
+      <w:proofErr w:type="spellStart"/>
       <w:r>
         <w:rPr>
           <w:rFonts w:ascii="Arial" w:eastAsia="Arial" w:hAnsi="Arial" w:cs="Arial"/>
@@ -4224,7 +4233,21 @@
           <w:lang w:val="en"/>
           <w14:ligatures w14:val="none"/>
         </w:rPr>
-        <w:t>Chatgpt (GPT</w:t>
+        <w:t>Chatgpt</w:t>
+      </w:r>
+      <w:proofErr w:type="spellEnd"/>
+      <w:r>
+        <w:rPr>
+          <w:rFonts w:ascii="Arial" w:eastAsia="Arial" w:hAnsi="Arial" w:cs="Arial"/>
+          <w:b/>
+          <w:kern w:val="0"/>
+          <w:sz w:val="22"/>
+          <w:szCs w:val="22"/>
+          <w:highlight w:val="darkGray"/>
+          <w:lang w:val="en"/>
+          <w14:ligatures w14:val="none"/>
+        </w:rPr>
+        <w:t xml:space="preserve"> (GPT</w:t>
       </w:r>
       <w:r>
         <w:rPr>
@@ -4650,6 +4673,7 @@
                 <w:lang w:val="en"/>
                 <w14:ligatures w14:val="none"/>
               </w:rPr>
+              <w:lastRenderedPageBreak/>
               <w:t>Key Features</w:t>
             </w:r>
           </w:p>
@@ -5756,7 +5780,6 @@
     <w:next w:val="Normal"/>
     <w:link w:val="Heading2Char"/>
     <w:uiPriority w:val="9"/>
-    <w:semiHidden/>
     <w:unhideWhenUsed/>
     <w:qFormat/>
     <w:rsid w:val="00896B93"/>
@@ -5973,7 +5996,6 @@
     <w:basedOn w:val="DefaultParagraphFont"/>
     <w:link w:val="Heading2"/>
     <w:uiPriority w:val="9"/>
-    <w:semiHidden/>
     <w:rsid w:val="00896B93"/>
     <w:rPr>
       <w:rFonts w:asciiTheme="majorHAnsi" w:eastAsiaTheme="majorEastAsia" w:hAnsiTheme="majorHAnsi" w:cstheme="majorBidi"/>
